--- a/docs/guia-rapido.docx
+++ b/docs/guia-rapido.docx
@@ -482,7 +482,17 @@
         <w:t xml:space="preserve">↩</w:t>
       </w:r>
       <w:r>
-        <w:t xml:space="preserve"> desfaz o último passo. O inimigo aparece na posição anterior até ambos confirmarem — encerre com </w:t>
+        <w:t xml:space="preserve"> desfaz o último passo. Para navios, o alcance aparece colorido pelo consumo do período: verde = 1 FP, âmbar = 2 FP e laranja = 3 FP (</w:t>
+      </w:r>
+      <w:r>
+        <w:rPr>
+          <w:b/>
+          <w:bCs/>
+        </w:rPr>
+        <w:t xml:space="preserve">alta velocidade</w:t>
+      </w:r>
+      <w:r>
+        <w:t xml:space="preserve">, a partir de 3 hexágonos). O inimigo aparece na posição anterior até ambos confirmarem — encerre com </w:t>
       </w:r>
       <w:r>
         <w:rPr>
@@ -658,14 +668,14 @@
         <w:t xml:space="preserve">vermelhos</w:t>
       </w:r>
       <w:r>
-        <w:t xml:space="preserve"> (detectados e no alcance). Escolha a arma e o tamanho da salva e confirme com </w:t>
-      </w:r>
-      <w:r>
-        <w:rPr>
-          <w:b/>
-          <w:bCs/>
-        </w:rPr>
-        <w:t xml:space="preserve">Confirmar Ataques</w:t>
+        <w:t xml:space="preserve"> (detectados e no alcance). Escolha a arma e o tamanho da salva. Cada engajamento registrado aparece numa lista no painel e como seta numerada no mapa — dá para ajustar a salva ou remover antes de encerrar com </w:t>
+      </w:r>
+      <w:r>
+        <w:rPr>
+          <w:b/>
+          <w:bCs/>
+        </w:rPr>
+        <w:t xml:space="preserve">Encerrar Fase de Engajamentos</w:t>
       </w:r>
       <w:r>
         <w:t xml:space="preserve">. Os ataques dos dois lados são resolvidos de forma intercalada, como se fossem simultâneos.</w:t>
